--- a/PUBLISHED/biol-1/homework/module-04-cells-questions.docx
+++ b/PUBLISHED/biol-1/homework/module-04-cells-questions.docx
@@ -3,106 +3,169 @@
 <w:document xmlns:wpc="http://schemas.microsoft.com/office/word/2010/wordprocessingCanvas" xmlns:mo="http://schemas.microsoft.com/office/mac/office/2008/main" xmlns:mc="http://schemas.openxmlformats.org/markup-compatibility/2006" xmlns:mv="urn:schemas-microsoft-com:mac:vml" xmlns:o="urn:schemas-microsoft-com:office:office" xmlns:r="http://schemas.openxmlformats.org/officeDocument/2006/relationships" xmlns:m="http://schemas.openxmlformats.org/officeDocument/2006/math" xmlns:v="urn:schemas-microsoft-com:vml" xmlns:wp14="http://schemas.microsoft.com/office/word/2010/wordprocessingDrawing" xmlns:wp="http://schemas.openxmlformats.org/drawingml/2006/wordprocessingDrawing" xmlns:w10="urn:schemas-microsoft-com:office:word" xmlns:w="http://schemas.openxmlformats.org/wordprocessingml/2006/main" xmlns:w14="http://schemas.microsoft.com/office/word/2010/wordml" xmlns:wpg="http://schemas.microsoft.com/office/word/2010/wordprocessingGroup" xmlns:wpi="http://schemas.microsoft.com/office/word/2010/wordprocessingInk" xmlns:wne="http://schemas.microsoft.com/office/word/2006/wordml" xmlns:wps="http://schemas.microsoft.com/office/word/2010/wordprocessingShape" mc:Ignorable="w14 wp14">
   <w:body>
     <w:p>
+      <w:pPr>
+        <w:pStyle w:val="Heading1"/>
+      </w:pPr>
       <w:r>
         <w:t>Module 4: Cells — Study Questions</w:t>
       </w:r>
     </w:p>
     <w:p>
       <w:r>
+        <w:br/>
+      </w:r>
+      <w:r>
         <w:t>What are the three main principles of cell theory?</w:t>
       </w:r>
     </w:p>
     <w:p>
+      <w:r>
+        <w:br/>
+      </w:r>
       <w:r>
         <w:t>Why is the cell considered the basic unit of life?</w:t>
       </w:r>
     </w:p>
     <w:p>
       <w:r>
+        <w:br/>
+      </w:r>
+      <w:r>
         <w:t>Who were some of the scientists that contributed to the development of cell theory?</w:t>
       </w:r>
     </w:p>
     <w:p>
+      <w:r>
+        <w:br/>
+      </w:r>
       <w:r>
         <w:t>What is the main structural difference between prokaryotic and eukaryotic cells?</w:t>
       </w:r>
     </w:p>
     <w:p>
       <w:r>
+        <w:br/>
+      </w:r>
+      <w:r>
         <w:t>Give two examples of organisms with prokaryotic cells and two examples with eukaryotic cells.</w:t>
       </w:r>
     </w:p>
     <w:p>
+      <w:r>
+        <w:br/>
+      </w:r>
       <w:r>
         <w:t>What structures do both prokaryotic and eukaryotic cells have in common?</w:t>
       </w:r>
     </w:p>
     <w:p>
       <w:r>
+        <w:br/>
+      </w:r>
+      <w:r>
         <w:t>Describe the structure of the plasma membrane. Why is it called the "fluid mosaic model"?</w:t>
       </w:r>
     </w:p>
     <w:p>
+      <w:r>
+        <w:br/>
+      </w:r>
       <w:r>
         <w:t>What is the function of the nucleus, and why is it called the "control center" of the cell?</w:t>
       </w:r>
     </w:p>
     <w:p>
       <w:r>
+        <w:br/>
+      </w:r>
+      <w:r>
         <w:t>Explain the difference between rough endoplasmic reticulum and smooth endoplasmic reticulum.</w:t>
       </w:r>
     </w:p>
     <w:p>
+      <w:r>
+        <w:br/>
+      </w:r>
       <w:r>
         <w:t>Describe the function of the Golgi apparatus in protein processing and transport.</w:t>
       </w:r>
     </w:p>
     <w:p>
       <w:r>
+        <w:br/>
+      </w:r>
+      <w:r>
         <w:t>What is the primary function of mitochondria? Why are they called the "powerhouses" of the cell?</w:t>
       </w:r>
     </w:p>
     <w:p>
+      <w:r>
+        <w:br/>
+      </w:r>
       <w:r>
         <w:t>What would happen to a cell if its lysosomes stopped functioning properly?</w:t>
       </w:r>
     </w:p>
     <w:p>
       <w:r>
+        <w:br/>
+      </w:r>
+      <w:r>
         <w:t>Trace the path of a secretory protein from synthesis to export out of the cell.</w:t>
       </w:r>
     </w:p>
     <w:p>
+      <w:r>
+        <w:br/>
+      </w:r>
       <w:r>
         <w:t>If a cell were a factory, what role would each of these organelles play: nucleus, ribosome, ER, Golgi, mitochondria?</w:t>
       </w:r>
     </w:p>
     <w:p>
       <w:r>
+        <w:br/>
+      </w:r>
+      <w:r>
         <w:t>What three structures are found in plant cells but NOT in typical animal cells?</w:t>
       </w:r>
     </w:p>
     <w:p>
+      <w:r>
+        <w:br/>
+      </w:r>
       <w:r>
         <w:t>Why do plant cells have both mitochondria and chloroplasts?</w:t>
       </w:r>
     </w:p>
     <w:p>
       <w:r>
+        <w:br/>
+      </w:r>
+      <w:r>
         <w:t>Explain the endosymbiotic theory. What evidence supports this theory?</w:t>
       </w:r>
     </w:p>
     <w:p>
+      <w:r>
+        <w:br/>
+      </w:r>
       <w:r>
         <w:t>Describe the components of the cytoskeleton and their functions.</w:t>
       </w:r>
     </w:p>
     <w:p>
       <w:r>
+        <w:br/>
+      </w:r>
+      <w:r>
         <w:t>Why must cells remain small? Explain the relationship between surface area and volume.</w:t>
       </w:r>
     </w:p>
     <w:p>
+      <w:r>
+        <w:br/>
+      </w:r>
       <w:r>
         <w:t>How do cilia and flagella differ in structure and function?</w:t>
       </w:r>

--- a/PUBLISHED/biol-1/homework/module-04-cells-questions.docx
+++ b/PUBLISHED/biol-1/homework/module-04-cells-questions.docx
@@ -7,167 +7,147 @@
         <w:pStyle w:val="Heading1"/>
       </w:pPr>
       <w:r>
-        <w:t>Module 4: Cells — Study Questions</w:t>
+        <w:t>Module 4: Cells - Learning Questions</w:t>
       </w:r>
     </w:p>
     <w:p>
       <w:r>
+        <w:t xml:space="preserve">1. </w:t>
+      </w:r>
+      <w:r>
         <w:br/>
       </w:r>
       <w:r>
-        <w:t>What are the three main principles of cell theory?</w:t>
+        <w:t>What does cell theory claim?</w:t>
+      </w:r>
+      <w:r>
+        <w:br/>
       </w:r>
     </w:p>
     <w:p>
       <w:r>
+        <w:t xml:space="preserve">2. </w:t>
+      </w:r>
+      <w:r>
         <w:br/>
       </w:r>
       <w:r>
-        <w:t>Why is the cell considered the basic unit of life?</w:t>
+        <w:t>How does a prokaryotic cell differ from a eukaryotic cell?</w:t>
+      </w:r>
+      <w:r>
+        <w:br/>
       </w:r>
     </w:p>
     <w:p>
       <w:r>
+        <w:t xml:space="preserve">3. </w:t>
+      </w:r>
+      <w:r>
         <w:br/>
       </w:r>
       <w:r>
-        <w:t>Who were some of the scientists that contributed to the development of cell theory?</w:t>
+        <w:t>Why does cell size matter for exchange with the environment?</w:t>
+      </w:r>
+      <w:r>
+        <w:br/>
       </w:r>
     </w:p>
     <w:p>
       <w:r>
+        <w:t xml:space="preserve">4. </w:t>
+      </w:r>
+      <w:r>
         <w:br/>
       </w:r>
       <w:r>
-        <w:t>What is the main structural difference between prokaryotic and eukaryotic cells?</w:t>
+        <w:t>How do membranes create useful boundaries?</w:t>
+      </w:r>
+      <w:r>
+        <w:br/>
       </w:r>
     </w:p>
     <w:p>
       <w:r>
+        <w:t xml:space="preserve">5. </w:t>
+      </w:r>
+      <w:r>
         <w:br/>
       </w:r>
       <w:r>
-        <w:t>Give two examples of organisms with prokaryotic cells and two examples with eukaryotic cells.</w:t>
+        <w:t>What roles do nucleus, mitochondria, and chloroplasts play?</w:t>
+      </w:r>
+      <w:r>
+        <w:br/>
       </w:r>
     </w:p>
     <w:p>
       <w:r>
+        <w:t xml:space="preserve">6. </w:t>
+      </w:r>
+      <w:r>
         <w:br/>
       </w:r>
       <w:r>
-        <w:t>What structures do both prokaryotic and eukaryotic cells have in common?</w:t>
+        <w:t>How do ribosomes connect to protein production?</w:t>
+      </w:r>
+      <w:r>
+        <w:br/>
       </w:r>
     </w:p>
     <w:p>
       <w:r>
+        <w:t xml:space="preserve">7. </w:t>
+      </w:r>
+      <w:r>
         <w:br/>
       </w:r>
       <w:r>
-        <w:t>Describe the structure of the plasma membrane. Why is it called the "fluid mosaic model"?</w:t>
+        <w:t>What evidence can microscopy provide?</w:t>
+      </w:r>
+      <w:r>
+        <w:br/>
       </w:r>
     </w:p>
     <w:p>
       <w:r>
+        <w:t xml:space="preserve">8. </w:t>
+      </w:r>
+      <w:r>
         <w:br/>
       </w:r>
       <w:r>
-        <w:t>What is the function of the nucleus, and why is it called the "control center" of the cell?</w:t>
+        <w:t>Why are organelles a division of labor?</w:t>
+      </w:r>
+      <w:r>
+        <w:br/>
       </w:r>
     </w:p>
     <w:p>
       <w:r>
+        <w:t xml:space="preserve">9. </w:t>
+      </w:r>
+      <w:r>
         <w:br/>
       </w:r>
       <w:r>
-        <w:t>Explain the difference between rough endoplasmic reticulum and smooth endoplasmic reticulum.</w:t>
+        <w:t>How are structure and function connected inside cells?</w:t>
+      </w:r>
+      <w:r>
+        <w:br/>
       </w:r>
     </w:p>
     <w:p>
       <w:r>
-        <w:br/>
+        <w:t xml:space="preserve">10. </w:t>
       </w:r>
-      <w:r>
-        <w:t>Describe the function of the Golgi apparatus in protein processing and transport.</w:t>
-      </w:r>
-    </w:p>
-    <w:p>
       <w:r>
         <w:br/>
       </w:r>
       <w:r>
-        <w:t>What is the primary function of mitochondria? Why are they called the "powerhouses" of the cell?</w:t>
+        <w:t>What observation would support a claim that a specimen is cellular?</w:t>
       </w:r>
-    </w:p>
-    <w:p>
       <w:r>
         <w:br/>
-      </w:r>
-      <w:r>
-        <w:t>What would happen to a cell if its lysosomes stopped functioning properly?</w:t>
-      </w:r>
-    </w:p>
-    <w:p>
-      <w:r>
-        <w:br/>
-      </w:r>
-      <w:r>
-        <w:t>Trace the path of a secretory protein from synthesis to export out of the cell.</w:t>
-      </w:r>
-    </w:p>
-    <w:p>
-      <w:r>
-        <w:br/>
-      </w:r>
-      <w:r>
-        <w:t>If a cell were a factory, what role would each of these organelles play: nucleus, ribosome, ER, Golgi, mitochondria?</w:t>
-      </w:r>
-    </w:p>
-    <w:p>
-      <w:r>
-        <w:br/>
-      </w:r>
-      <w:r>
-        <w:t>What three structures are found in plant cells but NOT in typical animal cells?</w:t>
-      </w:r>
-    </w:p>
-    <w:p>
-      <w:r>
-        <w:br/>
-      </w:r>
-      <w:r>
-        <w:t>Why do plant cells have both mitochondria and chloroplasts?</w:t>
-      </w:r>
-    </w:p>
-    <w:p>
-      <w:r>
-        <w:br/>
-      </w:r>
-      <w:r>
-        <w:t>Explain the endosymbiotic theory. What evidence supports this theory?</w:t>
-      </w:r>
-    </w:p>
-    <w:p>
-      <w:r>
-        <w:br/>
-      </w:r>
-      <w:r>
-        <w:t>Describe the components of the cytoskeleton and their functions.</w:t>
-      </w:r>
-    </w:p>
-    <w:p>
-      <w:r>
-        <w:br/>
-      </w:r>
-      <w:r>
-        <w:t>Why must cells remain small? Explain the relationship between surface area and volume.</w:t>
-      </w:r>
-    </w:p>
-    <w:p>
-      <w:r>
-        <w:br/>
-      </w:r>
-      <w:r>
-        <w:t>How do cilia and flagella differ in structure and function?</w:t>
       </w:r>
     </w:p>
     <w:sectPr>
